--- a/Running Manually.docx
+++ b/Running Manually.docx
@@ -209,19 +209,17 @@
         <w:rPr>
           <w:color w:val="660066"/>
         </w:rPr>
-        <w:t>StopManually</w:t>
+        <w:t>StopMySQL.bat</w:t>
       </w:r>
       <w:r>
         <w:rPr>
           <w:color w:val="666600"/>
         </w:rPr>
-        <w:t>.</w:t>
-      </w:r>
-      <w:r>
-        <w:rPr>
-          <w:color w:val="000000"/>
-        </w:rPr>
-        <w:t>bat</w:t>
+      </w:r>
+      <w:r>
+        <w:rPr>
+          <w:color w:val="000000"/>
+        </w:rPr>
       </w:r>
     </w:p>
     <w:p>
